--- a/G5中間報告書_続編.docx
+++ b/G5中間報告書_続編.docx
@@ -57,7 +57,7 @@
           <w:sz w:val="22"/>
           <w:szCs w:val="22"/>
         </w:rPr>
-        <w:t xml:space="preserve">対象期間: 第10回〜第11回（2026年6月）</w:t>
+        <w:t xml:space="preserve">対象期間: 第10回〜第12回（2026年6月〜7月）</w:t>
       </w:r>
     </w:p>
     <w:p>
@@ -152,7 +152,7 @@
         <w:t xml:space="preserve">「誰が投稿したか」が予測を支配する</w:t>
       </w:r>
       <w:r>
-        <w:t xml:space="preserve"> という構造を定量的に示す。</w:t>
+        <w:t xml:space="preserve"> という構造を定量的に示す。続く第12回では、段階分類の残る弱点であった likes のインフレ（分布シフト）を「時間相対比」ターゲットで補正し、未来情報を使わずに「低」段階の識別を回復させた（F1 0.13→0.40）。</w:t>
       </w:r>
     </w:p>
     <w:p>
@@ -6581,7 +6581,1965 @@
         <w:pStyle w:val="Heading1"/>
       </w:pPr>
       <w:r>
-        <w:t xml:space="preserve">5. 結論と今後</w:t>
+        <w:t xml:space="preserve">5. 第12回の改善：時間相対比による分布シフトの補正</w:t>
+      </w:r>
+    </w:p>
+    <w:p>
+      <w:pPr>
+        <w:spacing w:after="120" w:line="300"/>
+      </w:pPr>
+      <w:r>
+        <w:t xml:space="preserve">4.1節の結論は「絶対値ビンは分布シフトで壊れ、チャンネル相対比（C）は問題そのものが難化する」だった。第12回では第三の道として </w:t>
+      </w:r>
+      <w:r>
+        <w:rPr>
+          <w:b/>
+          <w:bCs/>
+        </w:rPr>
+        <w:t xml:space="preserve">時間相対比</w:t>
+      </w:r>
+      <w:r>
+        <w:t xml:space="preserve">を検証した。likes を「その時期のトレンド動画の標準的な水準」で割った比でビンを切る。C が「発信者に対する相対」であるのに対し D は「時代に対する相対」であり、「どの動画が伸びるか」という問題の中身を保ったまま、スケールのインフレだけを取り除くことを狙う。</w:t>
+      </w:r>
+    </w:p>
+    <w:p>
+      <w:pPr>
+        <w:spacing w:after="60" w:before="120"/>
+        <w:jc w:val="center"/>
+      </w:pPr>
+      <w:r>
+        <w:drawing>
+          <wp:inline distT="0" distB="0" distL="0" distR="0">
+            <wp:extent cx="4480560" cy="2479500"/>
+            <wp:effectExtent t="0" r="0" b="0" l="0"/>
+            <wp:docPr id="20" name="likes_4class_v3_trend.png" descr="likes_4class_v3_trend.png" title="likes_4class_v3_trend.png"/>
+            <wp:cNvGraphicFramePr>
+              <a:graphicFrameLocks xmlns:a="http://schemas.openxmlformats.org/drawingml/2006/main" noChangeAspect="1"/>
+            </wp:cNvGraphicFramePr>
+            <a:graphic xmlns:a="http://schemas.openxmlformats.org/drawingml/2006/main">
+              <a:graphicData uri="http://schemas.openxmlformats.org/drawingml/2006/picture">
+                <pic:pic xmlns:pic="http://schemas.openxmlformats.org/drawingml/2006/picture">
+                  <pic:nvPicPr>
+                    <pic:cNvPr id="0" name="" descr=""/>
+                    <pic:cNvPicPr>
+                      <a:picLocks noChangeAspect="1" noChangeArrowheads="1"/>
+                    </pic:cNvPicPr>
+                  </pic:nvPicPr>
+                  <pic:blipFill>
+                    <a:blip r:embed="rId13" cstate="none"/>
+                    <a:srcRect/>
+                    <a:stretch>
+                      <a:fillRect/>
+                    </a:stretch>
+                  </pic:blipFill>
+                  <pic:spPr bwMode="auto">
+                    <a:xfrm>
+                      <a:off x="0" y="0"/>
+                      <a:ext cx="4480560" cy="2479500"/>
+                    </a:xfrm>
+                    <a:prstGeom prst="rect">
+                      <a:avLst/>
+                    </a:prstGeom>
+                  </pic:spPr>
+                </pic:pic>
+              </a:graphicData>
+            </a:graphic>
+          </wp:inline>
+        </w:drawing>
+      </w:r>
+    </w:p>
+    <w:p>
+      <w:pPr>
+        <w:spacing w:after="200"/>
+        <w:jc w:val="center"/>
+      </w:pPr>
+      <w:r>
+        <w:rPr>
+          <w:i/>
+          <w:iCs/>
+          <w:color w:val="555555"/>
+          <w:sz w:val="20"/>
+          <w:szCs w:val="20"/>
+        </w:rPr>
+        <w:t xml:space="preserve">図5. トレンド動画 likes の週次中央値インフレと分母の外挿3方式</w:t>
+      </w:r>
+    </w:p>
+    <w:p>
+      <w:pPr>
+        <w:spacing w:after="120" w:line="300"/>
+      </w:pPr>
+      <w:r>
+        <w:t xml:space="preserve">図5が分布シフトの正体である。週次中央値は約7ヶ月で3.6倍になるが、その上がり方は緩やかな log 線形ではなく、</w:t>
+      </w:r>
+      <w:r>
+        <w:rPr>
+          <w:b/>
+          <w:bCs/>
+        </w:rPr>
+        <w:t xml:space="preserve">2018年3月頃に水準が一段跳ね上がる構造的なレジーム転換</w:t>
+      </w:r>
+      <w:r>
+        <w:t xml:space="preserve">を含む。したがって「分母（その時代の水準）」の作り方が結果を大きく左右する。分母は4方式を比較した：D1=その週の実中央値（オラクル、週が終わるまで確定しないため投稿前運用は不可）／D2=学習全期間の log 線形トレンドを外挿／D3=学習の直近8週のみで外挿／D4=学習最終水準をそのまま持ち越し（ランダムウォーク予測）。D2〜D4 は学習期間の情報しか使わない完全リークフリーである。</w:t>
+      </w:r>
+    </w:p>
+    <w:tbl>
+      <w:tblPr>
+        <w:tblW w:type="dxa" w:w="9360"/>
+        <w:tblBorders>
+          <w:top w:val="single" w:color="auto" w:sz="4"/>
+          <w:left w:val="single" w:color="auto" w:sz="4"/>
+          <w:bottom w:val="single" w:color="auto" w:sz="4"/>
+          <w:right w:val="single" w:color="auto" w:sz="4"/>
+          <w:insideH w:val="single" w:color="auto" w:sz="4"/>
+          <w:insideV w:val="single" w:color="auto" w:sz="4"/>
+        </w:tblBorders>
+      </w:tblPr>
+      <w:tblGrid>
+        <w:gridCol w:w="2300"/>
+        <w:gridCol w:w="1050"/>
+        <w:gridCol w:w="1050"/>
+        <w:gridCol w:w="1100"/>
+        <w:gridCol w:w="1210"/>
+        <w:gridCol w:w="1000"/>
+        <w:gridCol w:w="1650"/>
+      </w:tblGrid>
+      <w:tr>
+        <w:trPr>
+          <w:tblHeader/>
+        </w:trPr>
+        <w:tc>
+          <w:tcPr>
+            <w:tcW w:type="dxa" w:w="2300"/>
+            <w:tcBorders>
+              <w:top w:val="single" w:color="B0B0B0" w:sz="1"/>
+              <w:left w:val="single" w:color="B0B0B0" w:sz="1"/>
+              <w:bottom w:val="single" w:color="B0B0B0" w:sz="1"/>
+              <w:right w:val="single" w:color="B0B0B0" w:sz="1"/>
+            </w:tcBorders>
+            <w:shd w:fill="2E5C8A" w:val="clear"/>
+            <w:tcMar>
+              <w:top w:type="dxa" w:w="60"/>
+              <w:left w:type="dxa" w:w="100"/>
+              <w:bottom w:type="dxa" w:w="60"/>
+              <w:right w:type="dxa" w:w="100"/>
+            </w:tcMar>
+          </w:tcPr>
+          <w:p>
+            <w:pPr>
+              <w:jc w:val="center"/>
+            </w:pPr>
+            <w:r>
+              <w:rPr>
+                <w:b/>
+                <w:bCs/>
+                <w:color w:val="FFFFFF"/>
+                <w:sz w:val="20"/>
+                <w:szCs w:val="20"/>
+              </w:rPr>
+              <w:t xml:space="preserve">ターゲット定義</w:t>
+            </w:r>
+          </w:p>
+        </w:tc>
+        <w:tc>
+          <w:tcPr>
+            <w:tcW w:type="dxa" w:w="1050"/>
+            <w:tcBorders>
+              <w:top w:val="single" w:color="B0B0B0" w:sz="1"/>
+              <w:left w:val="single" w:color="B0B0B0" w:sz="1"/>
+              <w:bottom w:val="single" w:color="B0B0B0" w:sz="1"/>
+              <w:right w:val="single" w:color="B0B0B0" w:sz="1"/>
+            </w:tcBorders>
+            <w:shd w:fill="2E5C8A" w:val="clear"/>
+            <w:tcMar>
+              <w:top w:type="dxa" w:w="60"/>
+              <w:left w:type="dxa" w:w="100"/>
+              <w:bottom w:type="dxa" w:w="60"/>
+              <w:right w:type="dxa" w:w="100"/>
+            </w:tcMar>
+          </w:tcPr>
+          <w:p>
+            <w:pPr>
+              <w:jc w:val="center"/>
+            </w:pPr>
+            <w:r>
+              <w:rPr>
+                <w:b/>
+                <w:bCs/>
+                <w:color w:val="FFFFFF"/>
+                <w:sz w:val="20"/>
+                <w:szCs w:val="20"/>
+              </w:rPr>
+              <w:t xml:space="preserve">正解率</w:t>
+            </w:r>
+          </w:p>
+        </w:tc>
+        <w:tc>
+          <w:tcPr>
+            <w:tcW w:type="dxa" w:w="1050"/>
+            <w:tcBorders>
+              <w:top w:val="single" w:color="B0B0B0" w:sz="1"/>
+              <w:left w:val="single" w:color="B0B0B0" w:sz="1"/>
+              <w:bottom w:val="single" w:color="B0B0B0" w:sz="1"/>
+              <w:right w:val="single" w:color="B0B0B0" w:sz="1"/>
+            </w:tcBorders>
+            <w:shd w:fill="2E5C8A" w:val="clear"/>
+            <w:tcMar>
+              <w:top w:type="dxa" w:w="60"/>
+              <w:left w:type="dxa" w:w="100"/>
+              <w:bottom w:type="dxa" w:w="60"/>
+              <w:right w:type="dxa" w:w="100"/>
+            </w:tcMar>
+          </w:tcPr>
+          <w:p>
+            <w:pPr>
+              <w:jc w:val="center"/>
+            </w:pPr>
+            <w:r>
+              <w:rPr>
+                <w:b/>
+                <w:bCs/>
+                <w:color w:val="FFFFFF"/>
+                <w:sz w:val="20"/>
+                <w:szCs w:val="20"/>
+              </w:rPr>
+              <w:t xml:space="preserve">±1段階</w:t>
+            </w:r>
+          </w:p>
+        </w:tc>
+        <w:tc>
+          <w:tcPr>
+            <w:tcW w:type="dxa" w:w="1100"/>
+            <w:tcBorders>
+              <w:top w:val="single" w:color="B0B0B0" w:sz="1"/>
+              <w:left w:val="single" w:color="B0B0B0" w:sz="1"/>
+              <w:bottom w:val="single" w:color="B0B0B0" w:sz="1"/>
+              <w:right w:val="single" w:color="B0B0B0" w:sz="1"/>
+            </w:tcBorders>
+            <w:shd w:fill="2E5C8A" w:val="clear"/>
+            <w:tcMar>
+              <w:top w:type="dxa" w:w="60"/>
+              <w:left w:type="dxa" w:w="100"/>
+              <w:bottom w:type="dxa" w:w="60"/>
+              <w:right w:type="dxa" w:w="100"/>
+            </w:tcMar>
+          </w:tcPr>
+          <w:p>
+            <w:pPr>
+              <w:jc w:val="center"/>
+            </w:pPr>
+            <w:r>
+              <w:rPr>
+                <w:b/>
+                <w:bCs/>
+                <w:color w:val="FFFFFF"/>
+                <w:sz w:val="20"/>
+                <w:szCs w:val="20"/>
+              </w:rPr>
+              <w:t xml:space="preserve">マクロF1</w:t>
+            </w:r>
+          </w:p>
+        </w:tc>
+        <w:tc>
+          <w:tcPr>
+            <w:tcW w:type="dxa" w:w="1210"/>
+            <w:tcBorders>
+              <w:top w:val="single" w:color="B0B0B0" w:sz="1"/>
+              <w:left w:val="single" w:color="B0B0B0" w:sz="1"/>
+              <w:bottom w:val="single" w:color="B0B0B0" w:sz="1"/>
+              <w:right w:val="single" w:color="B0B0B0" w:sz="1"/>
+            </w:tcBorders>
+            <w:shd w:fill="2E5C8A" w:val="clear"/>
+            <w:tcMar>
+              <w:top w:type="dxa" w:w="60"/>
+              <w:left w:type="dxa" w:w="100"/>
+              <w:bottom w:type="dxa" w:w="60"/>
+              <w:right w:type="dxa" w:w="100"/>
+            </w:tcMar>
+          </w:tcPr>
+          <w:p>
+            <w:pPr>
+              <w:jc w:val="center"/>
+            </w:pPr>
+            <w:r>
+              <w:rPr>
+                <w:b/>
+                <w:bCs/>
+                <w:color w:val="FFFFFF"/>
+                <w:sz w:val="20"/>
+                <w:szCs w:val="20"/>
+              </w:rPr>
+              <w:t xml:space="preserve">低support</w:t>
+            </w:r>
+          </w:p>
+        </w:tc>
+        <w:tc>
+          <w:tcPr>
+            <w:tcW w:type="dxa" w:w="1000"/>
+            <w:tcBorders>
+              <w:top w:val="single" w:color="B0B0B0" w:sz="1"/>
+              <w:left w:val="single" w:color="B0B0B0" w:sz="1"/>
+              <w:bottom w:val="single" w:color="B0B0B0" w:sz="1"/>
+              <w:right w:val="single" w:color="B0B0B0" w:sz="1"/>
+            </w:tcBorders>
+            <w:shd w:fill="2E5C8A" w:val="clear"/>
+            <w:tcMar>
+              <w:top w:type="dxa" w:w="60"/>
+              <w:left w:type="dxa" w:w="100"/>
+              <w:bottom w:type="dxa" w:w="60"/>
+              <w:right w:type="dxa" w:w="100"/>
+            </w:tcMar>
+          </w:tcPr>
+          <w:p>
+            <w:pPr>
+              <w:jc w:val="center"/>
+            </w:pPr>
+            <w:r>
+              <w:rPr>
+                <w:b/>
+                <w:bCs/>
+                <w:color w:val="FFFFFF"/>
+                <w:sz w:val="20"/>
+                <w:szCs w:val="20"/>
+              </w:rPr>
+              <w:t xml:space="preserve">低F1</w:t>
+            </w:r>
+          </w:p>
+        </w:tc>
+        <w:tc>
+          <w:tcPr>
+            <w:tcW w:type="dxa" w:w="1650"/>
+            <w:tcBorders>
+              <w:top w:val="single" w:color="B0B0B0" w:sz="1"/>
+              <w:left w:val="single" w:color="B0B0B0" w:sz="1"/>
+              <w:bottom w:val="single" w:color="B0B0B0" w:sz="1"/>
+              <w:right w:val="single" w:color="B0B0B0" w:sz="1"/>
+            </w:tcBorders>
+            <w:shd w:fill="2E5C8A" w:val="clear"/>
+            <w:tcMar>
+              <w:top w:type="dxa" w:w="60"/>
+              <w:left w:type="dxa" w:w="100"/>
+              <w:bottom w:type="dxa" w:w="60"/>
+              <w:right w:type="dxa" w:w="100"/>
+            </w:tcMar>
+          </w:tcPr>
+          <w:p>
+            <w:pPr>
+              <w:jc w:val="center"/>
+            </w:pPr>
+            <w:r>
+              <w:rPr>
+                <w:b/>
+                <w:bCs/>
+                <w:color w:val="FFFFFF"/>
+                <w:sz w:val="20"/>
+                <w:szCs w:val="20"/>
+              </w:rPr>
+              <w:t xml:space="preserve">投稿前運用</w:t>
+            </w:r>
+          </w:p>
+        </w:tc>
+      </w:tr>
+      <w:tr>
+        <w:tc>
+          <w:tcPr>
+            <w:tcW w:type="dxa" w:w="2300"/>
+            <w:tcBorders>
+              <w:top w:val="single" w:color="B0B0B0" w:sz="1"/>
+              <w:left w:val="single" w:color="B0B0B0" w:sz="1"/>
+              <w:bottom w:val="single" w:color="B0B0B0" w:sz="1"/>
+              <w:right w:val="single" w:color="B0B0B0" w:sz="1"/>
+            </w:tcBorders>
+            <w:tcMar>
+              <w:top w:type="dxa" w:w="60"/>
+              <w:left w:type="dxa" w:w="100"/>
+              <w:bottom w:type="dxa" w:w="60"/>
+              <w:right w:type="dxa" w:w="100"/>
+            </w:tcMar>
+          </w:tcPr>
+          <w:p>
+            <w:pPr>
+              <w:jc w:val="left"/>
+            </w:pPr>
+            <w:r>
+              <w:rPr>
+                <w:sz w:val="20"/>
+                <w:szCs w:val="20"/>
+              </w:rPr>
+              <w:t xml:space="preserve">v1 学習分位点（絶対値）</w:t>
+            </w:r>
+          </w:p>
+        </w:tc>
+        <w:tc>
+          <w:tcPr>
+            <w:tcW w:type="dxa" w:w="1050"/>
+            <w:tcBorders>
+              <w:top w:val="single" w:color="B0B0B0" w:sz="1"/>
+              <w:left w:val="single" w:color="B0B0B0" w:sz="1"/>
+              <w:bottom w:val="single" w:color="B0B0B0" w:sz="1"/>
+              <w:right w:val="single" w:color="B0B0B0" w:sz="1"/>
+            </w:tcBorders>
+            <w:tcMar>
+              <w:top w:type="dxa" w:w="60"/>
+              <w:left w:type="dxa" w:w="100"/>
+              <w:bottom w:type="dxa" w:w="60"/>
+              <w:right w:type="dxa" w:w="100"/>
+            </w:tcMar>
+          </w:tcPr>
+          <w:p>
+            <w:pPr>
+              <w:jc w:val="center"/>
+            </w:pPr>
+            <w:r>
+              <w:rPr>
+                <w:sz w:val="20"/>
+                <w:szCs w:val="20"/>
+              </w:rPr>
+              <w:t xml:space="preserve">0.616</w:t>
+            </w:r>
+          </w:p>
+        </w:tc>
+        <w:tc>
+          <w:tcPr>
+            <w:tcW w:type="dxa" w:w="1050"/>
+            <w:tcBorders>
+              <w:top w:val="single" w:color="B0B0B0" w:sz="1"/>
+              <w:left w:val="single" w:color="B0B0B0" w:sz="1"/>
+              <w:bottom w:val="single" w:color="B0B0B0" w:sz="1"/>
+              <w:right w:val="single" w:color="B0B0B0" w:sz="1"/>
+            </w:tcBorders>
+            <w:tcMar>
+              <w:top w:type="dxa" w:w="60"/>
+              <w:left w:type="dxa" w:w="100"/>
+              <w:bottom w:type="dxa" w:w="60"/>
+              <w:right w:type="dxa" w:w="100"/>
+            </w:tcMar>
+          </w:tcPr>
+          <w:p>
+            <w:pPr>
+              <w:jc w:val="center"/>
+            </w:pPr>
+            <w:r>
+              <w:rPr>
+                <w:sz w:val="20"/>
+                <w:szCs w:val="20"/>
+              </w:rPr>
+              <w:t xml:space="preserve">0.911</w:t>
+            </w:r>
+          </w:p>
+        </w:tc>
+        <w:tc>
+          <w:tcPr>
+            <w:tcW w:type="dxa" w:w="1100"/>
+            <w:tcBorders>
+              <w:top w:val="single" w:color="B0B0B0" w:sz="1"/>
+              <w:left w:val="single" w:color="B0B0B0" w:sz="1"/>
+              <w:bottom w:val="single" w:color="B0B0B0" w:sz="1"/>
+              <w:right w:val="single" w:color="B0B0B0" w:sz="1"/>
+            </w:tcBorders>
+            <w:tcMar>
+              <w:top w:type="dxa" w:w="60"/>
+              <w:left w:type="dxa" w:w="100"/>
+              <w:bottom w:type="dxa" w:w="60"/>
+              <w:right w:type="dxa" w:w="100"/>
+            </w:tcMar>
+          </w:tcPr>
+          <w:p>
+            <w:pPr>
+              <w:jc w:val="center"/>
+            </w:pPr>
+            <w:r>
+              <w:rPr>
+                <w:sz w:val="20"/>
+                <w:szCs w:val="20"/>
+              </w:rPr>
+              <w:t xml:space="preserve">0.455</w:t>
+            </w:r>
+          </w:p>
+        </w:tc>
+        <w:tc>
+          <w:tcPr>
+            <w:tcW w:type="dxa" w:w="1210"/>
+            <w:tcBorders>
+              <w:top w:val="single" w:color="B0B0B0" w:sz="1"/>
+              <w:left w:val="single" w:color="B0B0B0" w:sz="1"/>
+              <w:bottom w:val="single" w:color="B0B0B0" w:sz="1"/>
+              <w:right w:val="single" w:color="B0B0B0" w:sz="1"/>
+            </w:tcBorders>
+            <w:tcMar>
+              <w:top w:type="dxa" w:w="60"/>
+              <w:left w:type="dxa" w:w="100"/>
+              <w:bottom w:type="dxa" w:w="60"/>
+              <w:right w:type="dxa" w:w="100"/>
+            </w:tcMar>
+          </w:tcPr>
+          <w:p>
+            <w:pPr>
+              <w:jc w:val="center"/>
+            </w:pPr>
+            <w:r>
+              <w:rPr>
+                <w:sz w:val="20"/>
+                <w:szCs w:val="20"/>
+              </w:rPr>
+              <w:t xml:space="preserve">15</w:t>
+            </w:r>
+          </w:p>
+        </w:tc>
+        <w:tc>
+          <w:tcPr>
+            <w:tcW w:type="dxa" w:w="1000"/>
+            <w:tcBorders>
+              <w:top w:val="single" w:color="B0B0B0" w:sz="1"/>
+              <w:left w:val="single" w:color="B0B0B0" w:sz="1"/>
+              <w:bottom w:val="single" w:color="B0B0B0" w:sz="1"/>
+              <w:right w:val="single" w:color="B0B0B0" w:sz="1"/>
+            </w:tcBorders>
+            <w:tcMar>
+              <w:top w:type="dxa" w:w="60"/>
+              <w:left w:type="dxa" w:w="100"/>
+              <w:bottom w:type="dxa" w:w="60"/>
+              <w:right w:type="dxa" w:w="100"/>
+            </w:tcMar>
+          </w:tcPr>
+          <w:p>
+            <w:pPr>
+              <w:jc w:val="center"/>
+            </w:pPr>
+            <w:r>
+              <w:rPr>
+                <w:sz w:val="20"/>
+                <w:szCs w:val="20"/>
+              </w:rPr>
+              <w:t xml:space="preserve">0.125</w:t>
+            </w:r>
+          </w:p>
+        </w:tc>
+        <w:tc>
+          <w:tcPr>
+            <w:tcW w:type="dxa" w:w="1650"/>
+            <w:tcBorders>
+              <w:top w:val="single" w:color="B0B0B0" w:sz="1"/>
+              <w:left w:val="single" w:color="B0B0B0" w:sz="1"/>
+              <w:bottom w:val="single" w:color="B0B0B0" w:sz="1"/>
+              <w:right w:val="single" w:color="B0B0B0" w:sz="1"/>
+            </w:tcBorders>
+            <w:tcMar>
+              <w:top w:type="dxa" w:w="60"/>
+              <w:left w:type="dxa" w:w="100"/>
+              <w:bottom w:type="dxa" w:w="60"/>
+              <w:right w:type="dxa" w:w="100"/>
+            </w:tcMar>
+          </w:tcPr>
+          <w:p>
+            <w:pPr>
+              <w:jc w:val="center"/>
+            </w:pPr>
+            <w:r>
+              <w:rPr>
+                <w:sz w:val="20"/>
+                <w:szCs w:val="20"/>
+              </w:rPr>
+              <w:t xml:space="preserve">可</w:t>
+            </w:r>
+          </w:p>
+        </w:tc>
+      </w:tr>
+      <w:tr>
+        <w:tc>
+          <w:tcPr>
+            <w:tcW w:type="dxa" w:w="2300"/>
+            <w:tcBorders>
+              <w:top w:val="single" w:color="B0B0B0" w:sz="1"/>
+              <w:left w:val="single" w:color="B0B0B0" w:sz="1"/>
+              <w:bottom w:val="single" w:color="B0B0B0" w:sz="1"/>
+              <w:right w:val="single" w:color="B0B0B0" w:sz="1"/>
+            </w:tcBorders>
+            <w:tcMar>
+              <w:top w:type="dxa" w:w="60"/>
+              <w:left w:type="dxa" w:w="100"/>
+              <w:bottom w:type="dxa" w:w="60"/>
+              <w:right w:type="dxa" w:w="100"/>
+            </w:tcMar>
+          </w:tcPr>
+          <w:p>
+            <w:pPr>
+              <w:jc w:val="left"/>
+            </w:pPr>
+            <w:r>
+              <w:rPr>
+                <w:sz w:val="20"/>
+                <w:szCs w:val="20"/>
+              </w:rPr>
+              <w:t xml:space="preserve">A 全データ分位点（絶対値）</w:t>
+            </w:r>
+          </w:p>
+        </w:tc>
+        <w:tc>
+          <w:tcPr>
+            <w:tcW w:type="dxa" w:w="1050"/>
+            <w:tcBorders>
+              <w:top w:val="single" w:color="B0B0B0" w:sz="1"/>
+              <w:left w:val="single" w:color="B0B0B0" w:sz="1"/>
+              <w:bottom w:val="single" w:color="B0B0B0" w:sz="1"/>
+              <w:right w:val="single" w:color="B0B0B0" w:sz="1"/>
+            </w:tcBorders>
+            <w:tcMar>
+              <w:top w:type="dxa" w:w="60"/>
+              <w:left w:type="dxa" w:w="100"/>
+              <w:bottom w:type="dxa" w:w="60"/>
+              <w:right w:type="dxa" w:w="100"/>
+            </w:tcMar>
+          </w:tcPr>
+          <w:p>
+            <w:pPr>
+              <w:jc w:val="center"/>
+            </w:pPr>
+            <w:r>
+              <w:rPr>
+                <w:sz w:val="20"/>
+                <w:szCs w:val="20"/>
+              </w:rPr>
+              <w:t xml:space="preserve">0.567</w:t>
+            </w:r>
+          </w:p>
+        </w:tc>
+        <w:tc>
+          <w:tcPr>
+            <w:tcW w:type="dxa" w:w="1050"/>
+            <w:tcBorders>
+              <w:top w:val="single" w:color="B0B0B0" w:sz="1"/>
+              <w:left w:val="single" w:color="B0B0B0" w:sz="1"/>
+              <w:bottom w:val="single" w:color="B0B0B0" w:sz="1"/>
+              <w:right w:val="single" w:color="B0B0B0" w:sz="1"/>
+            </w:tcBorders>
+            <w:tcMar>
+              <w:top w:type="dxa" w:w="60"/>
+              <w:left w:type="dxa" w:w="100"/>
+              <w:bottom w:type="dxa" w:w="60"/>
+              <w:right w:type="dxa" w:w="100"/>
+            </w:tcMar>
+          </w:tcPr>
+          <w:p>
+            <w:pPr>
+              <w:jc w:val="center"/>
+            </w:pPr>
+            <w:r>
+              <w:rPr>
+                <w:sz w:val="20"/>
+                <w:szCs w:val="20"/>
+              </w:rPr>
+              <w:t xml:space="preserve">0.911</w:t>
+            </w:r>
+          </w:p>
+        </w:tc>
+        <w:tc>
+          <w:tcPr>
+            <w:tcW w:type="dxa" w:w="1100"/>
+            <w:tcBorders>
+              <w:top w:val="single" w:color="B0B0B0" w:sz="1"/>
+              <w:left w:val="single" w:color="B0B0B0" w:sz="1"/>
+              <w:bottom w:val="single" w:color="B0B0B0" w:sz="1"/>
+              <w:right w:val="single" w:color="B0B0B0" w:sz="1"/>
+            </w:tcBorders>
+            <w:tcMar>
+              <w:top w:type="dxa" w:w="60"/>
+              <w:left w:type="dxa" w:w="100"/>
+              <w:bottom w:type="dxa" w:w="60"/>
+              <w:right w:type="dxa" w:w="100"/>
+            </w:tcMar>
+          </w:tcPr>
+          <w:p>
+            <w:pPr>
+              <w:jc w:val="center"/>
+            </w:pPr>
+            <w:r>
+              <w:rPr>
+                <w:sz w:val="20"/>
+                <w:szCs w:val="20"/>
+              </w:rPr>
+              <w:t xml:space="preserve">0.489</w:t>
+            </w:r>
+          </w:p>
+        </w:tc>
+        <w:tc>
+          <w:tcPr>
+            <w:tcW w:type="dxa" w:w="1210"/>
+            <w:tcBorders>
+              <w:top w:val="single" w:color="B0B0B0" w:sz="1"/>
+              <w:left w:val="single" w:color="B0B0B0" w:sz="1"/>
+              <w:bottom w:val="single" w:color="B0B0B0" w:sz="1"/>
+              <w:right w:val="single" w:color="B0B0B0" w:sz="1"/>
+            </w:tcBorders>
+            <w:tcMar>
+              <w:top w:type="dxa" w:w="60"/>
+              <w:left w:type="dxa" w:w="100"/>
+              <w:bottom w:type="dxa" w:w="60"/>
+              <w:right w:type="dxa" w:w="100"/>
+            </w:tcMar>
+          </w:tcPr>
+          <w:p>
+            <w:pPr>
+              <w:jc w:val="center"/>
+            </w:pPr>
+            <w:r>
+              <w:rPr>
+                <w:sz w:val="20"/>
+                <w:szCs w:val="20"/>
+              </w:rPr>
+              <w:t xml:space="preserve">37</w:t>
+            </w:r>
+          </w:p>
+        </w:tc>
+        <w:tc>
+          <w:tcPr>
+            <w:tcW w:type="dxa" w:w="1000"/>
+            <w:tcBorders>
+              <w:top w:val="single" w:color="B0B0B0" w:sz="1"/>
+              <w:left w:val="single" w:color="B0B0B0" w:sz="1"/>
+              <w:bottom w:val="single" w:color="B0B0B0" w:sz="1"/>
+              <w:right w:val="single" w:color="B0B0B0" w:sz="1"/>
+            </w:tcBorders>
+            <w:tcMar>
+              <w:top w:type="dxa" w:w="60"/>
+              <w:left w:type="dxa" w:w="100"/>
+              <w:bottom w:type="dxa" w:w="60"/>
+              <w:right w:type="dxa" w:w="100"/>
+            </w:tcMar>
+          </w:tcPr>
+          <w:p>
+            <w:pPr>
+              <w:jc w:val="center"/>
+            </w:pPr>
+            <w:r>
+              <w:rPr>
+                <w:sz w:val="20"/>
+                <w:szCs w:val="20"/>
+              </w:rPr>
+              <w:t xml:space="preserve">0.282</w:t>
+            </w:r>
+          </w:p>
+        </w:tc>
+        <w:tc>
+          <w:tcPr>
+            <w:tcW w:type="dxa" w:w="1650"/>
+            <w:tcBorders>
+              <w:top w:val="single" w:color="B0B0B0" w:sz="1"/>
+              <w:left w:val="single" w:color="B0B0B0" w:sz="1"/>
+              <w:bottom w:val="single" w:color="B0B0B0" w:sz="1"/>
+              <w:right w:val="single" w:color="B0B0B0" w:sz="1"/>
+            </w:tcBorders>
+            <w:tcMar>
+              <w:top w:type="dxa" w:w="60"/>
+              <w:left w:type="dxa" w:w="100"/>
+              <w:bottom w:type="dxa" w:w="60"/>
+              <w:right w:type="dxa" w:w="100"/>
+            </w:tcMar>
+          </w:tcPr>
+          <w:p>
+            <w:pPr>
+              <w:jc w:val="center"/>
+            </w:pPr>
+            <w:r>
+              <w:rPr>
+                <w:sz w:val="20"/>
+                <w:szCs w:val="20"/>
+              </w:rPr>
+              <w:t xml:space="preserve">可（境界固定）</w:t>
+            </w:r>
+          </w:p>
+        </w:tc>
+      </w:tr>
+      <w:tr>
+        <w:tc>
+          <w:tcPr>
+            <w:tcW w:type="dxa" w:w="2300"/>
+            <w:tcBorders>
+              <w:top w:val="single" w:color="B0B0B0" w:sz="1"/>
+              <w:left w:val="single" w:color="B0B0B0" w:sz="1"/>
+              <w:bottom w:val="single" w:color="B0B0B0" w:sz="1"/>
+              <w:right w:val="single" w:color="B0B0B0" w:sz="1"/>
+            </w:tcBorders>
+            <w:tcMar>
+              <w:top w:type="dxa" w:w="60"/>
+              <w:left w:type="dxa" w:w="100"/>
+              <w:bottom w:type="dxa" w:w="60"/>
+              <w:right w:type="dxa" w:w="100"/>
+            </w:tcMar>
+          </w:tcPr>
+          <w:p>
+            <w:pPr>
+              <w:jc w:val="left"/>
+            </w:pPr>
+            <w:r>
+              <w:rPr>
+                <w:sz w:val="20"/>
+                <w:szCs w:val="20"/>
+              </w:rPr>
+              <w:t xml:space="preserve">C チャンネル相対比</w:t>
+            </w:r>
+          </w:p>
+        </w:tc>
+        <w:tc>
+          <w:tcPr>
+            <w:tcW w:type="dxa" w:w="1050"/>
+            <w:tcBorders>
+              <w:top w:val="single" w:color="B0B0B0" w:sz="1"/>
+              <w:left w:val="single" w:color="B0B0B0" w:sz="1"/>
+              <w:bottom w:val="single" w:color="B0B0B0" w:sz="1"/>
+              <w:right w:val="single" w:color="B0B0B0" w:sz="1"/>
+            </w:tcBorders>
+            <w:tcMar>
+              <w:top w:type="dxa" w:w="60"/>
+              <w:left w:type="dxa" w:w="100"/>
+              <w:bottom w:type="dxa" w:w="60"/>
+              <w:right w:type="dxa" w:w="100"/>
+            </w:tcMar>
+          </w:tcPr>
+          <w:p>
+            <w:pPr>
+              <w:jc w:val="center"/>
+            </w:pPr>
+            <w:r>
+              <w:rPr>
+                <w:sz w:val="20"/>
+                <w:szCs w:val="20"/>
+              </w:rPr>
+              <w:t xml:space="preserve">0.344</w:t>
+            </w:r>
+          </w:p>
+        </w:tc>
+        <w:tc>
+          <w:tcPr>
+            <w:tcW w:type="dxa" w:w="1050"/>
+            <w:tcBorders>
+              <w:top w:val="single" w:color="B0B0B0" w:sz="1"/>
+              <w:left w:val="single" w:color="B0B0B0" w:sz="1"/>
+              <w:bottom w:val="single" w:color="B0B0B0" w:sz="1"/>
+              <w:right w:val="single" w:color="B0B0B0" w:sz="1"/>
+            </w:tcBorders>
+            <w:tcMar>
+              <w:top w:type="dxa" w:w="60"/>
+              <w:left w:type="dxa" w:w="100"/>
+              <w:bottom w:type="dxa" w:w="60"/>
+              <w:right w:type="dxa" w:w="100"/>
+            </w:tcMar>
+          </w:tcPr>
+          <w:p>
+            <w:pPr>
+              <w:jc w:val="center"/>
+            </w:pPr>
+            <w:r>
+              <w:rPr>
+                <w:sz w:val="20"/>
+                <w:szCs w:val="20"/>
+              </w:rPr>
+              <w:t xml:space="preserve">0.611</w:t>
+            </w:r>
+          </w:p>
+        </w:tc>
+        <w:tc>
+          <w:tcPr>
+            <w:tcW w:type="dxa" w:w="1100"/>
+            <w:tcBorders>
+              <w:top w:val="single" w:color="B0B0B0" w:sz="1"/>
+              <w:left w:val="single" w:color="B0B0B0" w:sz="1"/>
+              <w:bottom w:val="single" w:color="B0B0B0" w:sz="1"/>
+              <w:right w:val="single" w:color="B0B0B0" w:sz="1"/>
+            </w:tcBorders>
+            <w:tcMar>
+              <w:top w:type="dxa" w:w="60"/>
+              <w:left w:type="dxa" w:w="100"/>
+              <w:bottom w:type="dxa" w:w="60"/>
+              <w:right w:type="dxa" w:w="100"/>
+            </w:tcMar>
+          </w:tcPr>
+          <w:p>
+            <w:pPr>
+              <w:jc w:val="center"/>
+            </w:pPr>
+            <w:r>
+              <w:rPr>
+                <w:sz w:val="20"/>
+                <w:szCs w:val="20"/>
+              </w:rPr>
+              <w:t xml:space="preserve">0.294</w:t>
+            </w:r>
+          </w:p>
+        </w:tc>
+        <w:tc>
+          <w:tcPr>
+            <w:tcW w:type="dxa" w:w="1210"/>
+            <w:tcBorders>
+              <w:top w:val="single" w:color="B0B0B0" w:sz="1"/>
+              <w:left w:val="single" w:color="B0B0B0" w:sz="1"/>
+              <w:bottom w:val="single" w:color="B0B0B0" w:sz="1"/>
+              <w:right w:val="single" w:color="B0B0B0" w:sz="1"/>
+            </w:tcBorders>
+            <w:tcMar>
+              <w:top w:type="dxa" w:w="60"/>
+              <w:left w:type="dxa" w:w="100"/>
+              <w:bottom w:type="dxa" w:w="60"/>
+              <w:right w:type="dxa" w:w="100"/>
+            </w:tcMar>
+          </w:tcPr>
+          <w:p>
+            <w:pPr>
+              <w:jc w:val="center"/>
+            </w:pPr>
+            <w:r>
+              <w:rPr>
+                <w:sz w:val="20"/>
+                <w:szCs w:val="20"/>
+              </w:rPr>
+              <w:t xml:space="preserve">227</w:t>
+            </w:r>
+          </w:p>
+        </w:tc>
+        <w:tc>
+          <w:tcPr>
+            <w:tcW w:type="dxa" w:w="1000"/>
+            <w:tcBorders>
+              <w:top w:val="single" w:color="B0B0B0" w:sz="1"/>
+              <w:left w:val="single" w:color="B0B0B0" w:sz="1"/>
+              <w:bottom w:val="single" w:color="B0B0B0" w:sz="1"/>
+              <w:right w:val="single" w:color="B0B0B0" w:sz="1"/>
+            </w:tcBorders>
+            <w:tcMar>
+              <w:top w:type="dxa" w:w="60"/>
+              <w:left w:type="dxa" w:w="100"/>
+              <w:bottom w:type="dxa" w:w="60"/>
+              <w:right w:type="dxa" w:w="100"/>
+            </w:tcMar>
+          </w:tcPr>
+          <w:p>
+            <w:pPr>
+              <w:jc w:val="center"/>
+            </w:pPr>
+            <w:r>
+              <w:rPr>
+                <w:sz w:val="20"/>
+                <w:szCs w:val="20"/>
+              </w:rPr>
+              <w:t xml:space="preserve">0.320</w:t>
+            </w:r>
+          </w:p>
+        </w:tc>
+        <w:tc>
+          <w:tcPr>
+            <w:tcW w:type="dxa" w:w="1650"/>
+            <w:tcBorders>
+              <w:top w:val="single" w:color="B0B0B0" w:sz="1"/>
+              <w:left w:val="single" w:color="B0B0B0" w:sz="1"/>
+              <w:bottom w:val="single" w:color="B0B0B0" w:sz="1"/>
+              <w:right w:val="single" w:color="B0B0B0" w:sz="1"/>
+            </w:tcBorders>
+            <w:tcMar>
+              <w:top w:type="dxa" w:w="60"/>
+              <w:left w:type="dxa" w:w="100"/>
+              <w:bottom w:type="dxa" w:w="60"/>
+              <w:right w:type="dxa" w:w="100"/>
+            </w:tcMar>
+          </w:tcPr>
+          <w:p>
+            <w:pPr>
+              <w:jc w:val="center"/>
+            </w:pPr>
+            <w:r>
+              <w:rPr>
+                <w:sz w:val="20"/>
+                <w:szCs w:val="20"/>
+              </w:rPr>
+              <w:t xml:space="preserve">可</w:t>
+            </w:r>
+          </w:p>
+        </w:tc>
+      </w:tr>
+      <w:tr>
+        <w:tc>
+          <w:tcPr>
+            <w:tcW w:type="dxa" w:w="2300"/>
+            <w:tcBorders>
+              <w:top w:val="single" w:color="B0B0B0" w:sz="1"/>
+              <w:left w:val="single" w:color="B0B0B0" w:sz="1"/>
+              <w:bottom w:val="single" w:color="B0B0B0" w:sz="1"/>
+              <w:right w:val="single" w:color="B0B0B0" w:sz="1"/>
+            </w:tcBorders>
+            <w:tcMar>
+              <w:top w:type="dxa" w:w="60"/>
+              <w:left w:type="dxa" w:w="100"/>
+              <w:bottom w:type="dxa" w:w="60"/>
+              <w:right w:type="dxa" w:w="100"/>
+            </w:tcMar>
+          </w:tcPr>
+          <w:p>
+            <w:pPr>
+              <w:jc w:val="left"/>
+            </w:pPr>
+            <w:r>
+              <w:rPr>
+                <w:sz w:val="20"/>
+                <w:szCs w:val="20"/>
+              </w:rPr>
+              <w:t xml:space="preserve">D1 週中央値（実測）</w:t>
+            </w:r>
+          </w:p>
+        </w:tc>
+        <w:tc>
+          <w:tcPr>
+            <w:tcW w:type="dxa" w:w="1050"/>
+            <w:tcBorders>
+              <w:top w:val="single" w:color="B0B0B0" w:sz="1"/>
+              <w:left w:val="single" w:color="B0B0B0" w:sz="1"/>
+              <w:bottom w:val="single" w:color="B0B0B0" w:sz="1"/>
+              <w:right w:val="single" w:color="B0B0B0" w:sz="1"/>
+            </w:tcBorders>
+            <w:tcMar>
+              <w:top w:type="dxa" w:w="60"/>
+              <w:left w:type="dxa" w:w="100"/>
+              <w:bottom w:type="dxa" w:w="60"/>
+              <w:right w:type="dxa" w:w="100"/>
+            </w:tcMar>
+          </w:tcPr>
+          <w:p>
+            <w:pPr>
+              <w:jc w:val="center"/>
+            </w:pPr>
+            <w:r>
+              <w:rPr>
+                <w:sz w:val="20"/>
+                <w:szCs w:val="20"/>
+              </w:rPr>
+              <w:t xml:space="preserve">0.355</w:t>
+            </w:r>
+          </w:p>
+        </w:tc>
+        <w:tc>
+          <w:tcPr>
+            <w:tcW w:type="dxa" w:w="1050"/>
+            <w:tcBorders>
+              <w:top w:val="single" w:color="B0B0B0" w:sz="1"/>
+              <w:left w:val="single" w:color="B0B0B0" w:sz="1"/>
+              <w:bottom w:val="single" w:color="B0B0B0" w:sz="1"/>
+              <w:right w:val="single" w:color="B0B0B0" w:sz="1"/>
+            </w:tcBorders>
+            <w:tcMar>
+              <w:top w:type="dxa" w:w="60"/>
+              <w:left w:type="dxa" w:w="100"/>
+              <w:bottom w:type="dxa" w:w="60"/>
+              <w:right w:type="dxa" w:w="100"/>
+            </w:tcMar>
+          </w:tcPr>
+          <w:p>
+            <w:pPr>
+              <w:jc w:val="center"/>
+            </w:pPr>
+            <w:r>
+              <w:rPr>
+                <w:sz w:val="20"/>
+                <w:szCs w:val="20"/>
+              </w:rPr>
+              <w:t xml:space="preserve">0.847</w:t>
+            </w:r>
+          </w:p>
+        </w:tc>
+        <w:tc>
+          <w:tcPr>
+            <w:tcW w:type="dxa" w:w="1100"/>
+            <w:tcBorders>
+              <w:top w:val="single" w:color="B0B0B0" w:sz="1"/>
+              <w:left w:val="single" w:color="B0B0B0" w:sz="1"/>
+              <w:bottom w:val="single" w:color="B0B0B0" w:sz="1"/>
+              <w:right w:val="single" w:color="B0B0B0" w:sz="1"/>
+            </w:tcBorders>
+            <w:tcMar>
+              <w:top w:type="dxa" w:w="60"/>
+              <w:left w:type="dxa" w:w="100"/>
+              <w:bottom w:type="dxa" w:w="60"/>
+              <w:right w:type="dxa" w:w="100"/>
+            </w:tcMar>
+          </w:tcPr>
+          <w:p>
+            <w:pPr>
+              <w:jc w:val="center"/>
+            </w:pPr>
+            <w:r>
+              <w:rPr>
+                <w:sz w:val="20"/>
+                <w:szCs w:val="20"/>
+              </w:rPr>
+              <w:t xml:space="preserve">0.357</w:t>
+            </w:r>
+          </w:p>
+        </w:tc>
+        <w:tc>
+          <w:tcPr>
+            <w:tcW w:type="dxa" w:w="1210"/>
+            <w:tcBorders>
+              <w:top w:val="single" w:color="B0B0B0" w:sz="1"/>
+              <w:left w:val="single" w:color="B0B0B0" w:sz="1"/>
+              <w:bottom w:val="single" w:color="B0B0B0" w:sz="1"/>
+              <w:right w:val="single" w:color="B0B0B0" w:sz="1"/>
+            </w:tcBorders>
+            <w:tcMar>
+              <w:top w:type="dxa" w:w="60"/>
+              <w:left w:type="dxa" w:w="100"/>
+              <w:bottom w:type="dxa" w:w="60"/>
+              <w:right w:type="dxa" w:w="100"/>
+            </w:tcMar>
+          </w:tcPr>
+          <w:p>
+            <w:pPr>
+              <w:jc w:val="center"/>
+            </w:pPr>
+            <w:r>
+              <w:rPr>
+                <w:sz w:val="20"/>
+                <w:szCs w:val="20"/>
+              </w:rPr>
+              <w:t xml:space="preserve">165</w:t>
+            </w:r>
+          </w:p>
+        </w:tc>
+        <w:tc>
+          <w:tcPr>
+            <w:tcW w:type="dxa" w:w="1000"/>
+            <w:tcBorders>
+              <w:top w:val="single" w:color="B0B0B0" w:sz="1"/>
+              <w:left w:val="single" w:color="B0B0B0" w:sz="1"/>
+              <w:bottom w:val="single" w:color="B0B0B0" w:sz="1"/>
+              <w:right w:val="single" w:color="B0B0B0" w:sz="1"/>
+            </w:tcBorders>
+            <w:tcMar>
+              <w:top w:type="dxa" w:w="60"/>
+              <w:left w:type="dxa" w:w="100"/>
+              <w:bottom w:type="dxa" w:w="60"/>
+              <w:right w:type="dxa" w:w="100"/>
+            </w:tcMar>
+          </w:tcPr>
+          <w:p>
+            <w:pPr>
+              <w:jc w:val="center"/>
+            </w:pPr>
+            <w:r>
+              <w:rPr>
+                <w:sz w:val="20"/>
+                <w:szCs w:val="20"/>
+              </w:rPr>
+              <w:t xml:space="preserve">0.432</w:t>
+            </w:r>
+          </w:p>
+        </w:tc>
+        <w:tc>
+          <w:tcPr>
+            <w:tcW w:type="dxa" w:w="1650"/>
+            <w:tcBorders>
+              <w:top w:val="single" w:color="B0B0B0" w:sz="1"/>
+              <w:left w:val="single" w:color="B0B0B0" w:sz="1"/>
+              <w:bottom w:val="single" w:color="B0B0B0" w:sz="1"/>
+              <w:right w:val="single" w:color="B0B0B0" w:sz="1"/>
+            </w:tcBorders>
+            <w:tcMar>
+              <w:top w:type="dxa" w:w="60"/>
+              <w:left w:type="dxa" w:w="100"/>
+              <w:bottom w:type="dxa" w:w="60"/>
+              <w:right w:type="dxa" w:w="100"/>
+            </w:tcMar>
+          </w:tcPr>
+          <w:p>
+            <w:pPr>
+              <w:jc w:val="center"/>
+            </w:pPr>
+            <w:r>
+              <w:rPr>
+                <w:sz w:val="20"/>
+                <w:szCs w:val="20"/>
+              </w:rPr>
+              <w:t xml:space="preserve">不可（分母未確定）</w:t>
+            </w:r>
+          </w:p>
+        </w:tc>
+      </w:tr>
+      <w:tr>
+        <w:tc>
+          <w:tcPr>
+            <w:tcW w:type="dxa" w:w="2300"/>
+            <w:tcBorders>
+              <w:top w:val="single" w:color="B0B0B0" w:sz="1"/>
+              <w:left w:val="single" w:color="B0B0B0" w:sz="1"/>
+              <w:bottom w:val="single" w:color="B0B0B0" w:sz="1"/>
+              <w:right w:val="single" w:color="B0B0B0" w:sz="1"/>
+            </w:tcBorders>
+            <w:shd w:fill="FFF2CC" w:val="clear"/>
+            <w:tcMar>
+              <w:top w:type="dxa" w:w="60"/>
+              <w:left w:type="dxa" w:w="100"/>
+              <w:bottom w:type="dxa" w:w="60"/>
+              <w:right w:type="dxa" w:w="100"/>
+            </w:tcMar>
+          </w:tcPr>
+          <w:p>
+            <w:pPr>
+              <w:jc w:val="left"/>
+            </w:pPr>
+            <w:r>
+              <w:rPr>
+                <w:sz w:val="20"/>
+                <w:szCs w:val="20"/>
+              </w:rPr>
+              <w:t xml:space="preserve">D2 全期間トレンド外挿</w:t>
+            </w:r>
+          </w:p>
+        </w:tc>
+        <w:tc>
+          <w:tcPr>
+            <w:tcW w:type="dxa" w:w="1050"/>
+            <w:tcBorders>
+              <w:top w:val="single" w:color="B0B0B0" w:sz="1"/>
+              <w:left w:val="single" w:color="B0B0B0" w:sz="1"/>
+              <w:bottom w:val="single" w:color="B0B0B0" w:sz="1"/>
+              <w:right w:val="single" w:color="B0B0B0" w:sz="1"/>
+            </w:tcBorders>
+            <w:shd w:fill="FFF2CC" w:val="clear"/>
+            <w:tcMar>
+              <w:top w:type="dxa" w:w="60"/>
+              <w:left w:type="dxa" w:w="100"/>
+              <w:bottom w:type="dxa" w:w="60"/>
+              <w:right w:type="dxa" w:w="100"/>
+            </w:tcMar>
+          </w:tcPr>
+          <w:p>
+            <w:pPr>
+              <w:jc w:val="center"/>
+            </w:pPr>
+            <w:r>
+              <w:rPr>
+                <w:sz w:val="20"/>
+                <w:szCs w:val="20"/>
+              </w:rPr>
+              <w:t xml:space="preserve">0.489</w:t>
+            </w:r>
+          </w:p>
+        </w:tc>
+        <w:tc>
+          <w:tcPr>
+            <w:tcW w:type="dxa" w:w="1050"/>
+            <w:tcBorders>
+              <w:top w:val="single" w:color="B0B0B0" w:sz="1"/>
+              <w:left w:val="single" w:color="B0B0B0" w:sz="1"/>
+              <w:bottom w:val="single" w:color="B0B0B0" w:sz="1"/>
+              <w:right w:val="single" w:color="B0B0B0" w:sz="1"/>
+            </w:tcBorders>
+            <w:shd w:fill="FFF2CC" w:val="clear"/>
+            <w:tcMar>
+              <w:top w:type="dxa" w:w="60"/>
+              <w:left w:type="dxa" w:w="100"/>
+              <w:bottom w:type="dxa" w:w="60"/>
+              <w:right w:type="dxa" w:w="100"/>
+            </w:tcMar>
+          </w:tcPr>
+          <w:p>
+            <w:pPr>
+              <w:jc w:val="center"/>
+            </w:pPr>
+            <w:r>
+              <w:rPr>
+                <w:sz w:val="20"/>
+                <w:szCs w:val="20"/>
+              </w:rPr>
+              <w:t xml:space="preserve">0.905</w:t>
+            </w:r>
+          </w:p>
+        </w:tc>
+        <w:tc>
+          <w:tcPr>
+            <w:tcW w:type="dxa" w:w="1100"/>
+            <w:tcBorders>
+              <w:top w:val="single" w:color="B0B0B0" w:sz="1"/>
+              <w:left w:val="single" w:color="B0B0B0" w:sz="1"/>
+              <w:bottom w:val="single" w:color="B0B0B0" w:sz="1"/>
+              <w:right w:val="single" w:color="B0B0B0" w:sz="1"/>
+            </w:tcBorders>
+            <w:shd w:fill="FFF2CC" w:val="clear"/>
+            <w:tcMar>
+              <w:top w:type="dxa" w:w="60"/>
+              <w:left w:type="dxa" w:w="100"/>
+              <w:bottom w:type="dxa" w:w="60"/>
+              <w:right w:type="dxa" w:w="100"/>
+            </w:tcMar>
+          </w:tcPr>
+          <w:p>
+            <w:pPr>
+              <w:jc w:val="center"/>
+            </w:pPr>
+            <w:r>
+              <w:rPr>
+                <w:sz w:val="20"/>
+                <w:szCs w:val="20"/>
+              </w:rPr>
+              <w:t xml:space="preserve">0.456</w:t>
+            </w:r>
+          </w:p>
+        </w:tc>
+        <w:tc>
+          <w:tcPr>
+            <w:tcW w:type="dxa" w:w="1210"/>
+            <w:tcBorders>
+              <w:top w:val="single" w:color="B0B0B0" w:sz="1"/>
+              <w:left w:val="single" w:color="B0B0B0" w:sz="1"/>
+              <w:bottom w:val="single" w:color="B0B0B0" w:sz="1"/>
+              <w:right w:val="single" w:color="B0B0B0" w:sz="1"/>
+            </w:tcBorders>
+            <w:shd w:fill="FFF2CC" w:val="clear"/>
+            <w:tcMar>
+              <w:top w:type="dxa" w:w="60"/>
+              <w:left w:type="dxa" w:w="100"/>
+              <w:bottom w:type="dxa" w:w="60"/>
+              <w:right w:type="dxa" w:w="100"/>
+            </w:tcMar>
+          </w:tcPr>
+          <w:p>
+            <w:pPr>
+              <w:jc w:val="center"/>
+            </w:pPr>
+            <w:r>
+              <w:rPr>
+                <w:sz w:val="20"/>
+                <w:szCs w:val="20"/>
+              </w:rPr>
+              <w:t xml:space="preserve">84</w:t>
+            </w:r>
+          </w:p>
+        </w:tc>
+        <w:tc>
+          <w:tcPr>
+            <w:tcW w:type="dxa" w:w="1000"/>
+            <w:tcBorders>
+              <w:top w:val="single" w:color="B0B0B0" w:sz="1"/>
+              <w:left w:val="single" w:color="B0B0B0" w:sz="1"/>
+              <w:bottom w:val="single" w:color="B0B0B0" w:sz="1"/>
+              <w:right w:val="single" w:color="B0B0B0" w:sz="1"/>
+            </w:tcBorders>
+            <w:shd w:fill="FFF2CC" w:val="clear"/>
+            <w:tcMar>
+              <w:top w:type="dxa" w:w="60"/>
+              <w:left w:type="dxa" w:w="100"/>
+              <w:bottom w:type="dxa" w:w="60"/>
+              <w:right w:type="dxa" w:w="100"/>
+            </w:tcMar>
+          </w:tcPr>
+          <w:p>
+            <w:pPr>
+              <w:jc w:val="center"/>
+            </w:pPr>
+            <w:r>
+              <w:rPr>
+                <w:sz w:val="20"/>
+                <w:szCs w:val="20"/>
+              </w:rPr>
+              <w:t xml:space="preserve">0.400</w:t>
+            </w:r>
+          </w:p>
+        </w:tc>
+        <w:tc>
+          <w:tcPr>
+            <w:tcW w:type="dxa" w:w="1650"/>
+            <w:tcBorders>
+              <w:top w:val="single" w:color="B0B0B0" w:sz="1"/>
+              <w:left w:val="single" w:color="B0B0B0" w:sz="1"/>
+              <w:bottom w:val="single" w:color="B0B0B0" w:sz="1"/>
+              <w:right w:val="single" w:color="B0B0B0" w:sz="1"/>
+            </w:tcBorders>
+            <w:shd w:fill="FFF2CC" w:val="clear"/>
+            <w:tcMar>
+              <w:top w:type="dxa" w:w="60"/>
+              <w:left w:type="dxa" w:w="100"/>
+              <w:bottom w:type="dxa" w:w="60"/>
+              <w:right w:type="dxa" w:w="100"/>
+            </w:tcMar>
+          </w:tcPr>
+          <w:p>
+            <w:pPr>
+              <w:jc w:val="center"/>
+            </w:pPr>
+            <w:r>
+              <w:rPr>
+                <w:sz w:val="20"/>
+                <w:szCs w:val="20"/>
+              </w:rPr>
+              <w:t xml:space="preserve">可</w:t>
+            </w:r>
+          </w:p>
+        </w:tc>
+      </w:tr>
+      <w:tr>
+        <w:tc>
+          <w:tcPr>
+            <w:tcW w:type="dxa" w:w="2300"/>
+            <w:tcBorders>
+              <w:top w:val="single" w:color="B0B0B0" w:sz="1"/>
+              <w:left w:val="single" w:color="B0B0B0" w:sz="1"/>
+              <w:bottom w:val="single" w:color="B0B0B0" w:sz="1"/>
+              <w:right w:val="single" w:color="B0B0B0" w:sz="1"/>
+            </w:tcBorders>
+            <w:tcMar>
+              <w:top w:type="dxa" w:w="60"/>
+              <w:left w:type="dxa" w:w="100"/>
+              <w:bottom w:type="dxa" w:w="60"/>
+              <w:right w:type="dxa" w:w="100"/>
+            </w:tcMar>
+          </w:tcPr>
+          <w:p>
+            <w:pPr>
+              <w:jc w:val="left"/>
+            </w:pPr>
+            <w:r>
+              <w:rPr>
+                <w:sz w:val="20"/>
+                <w:szCs w:val="20"/>
+              </w:rPr>
+              <w:t xml:space="preserve">D3 直近8週外挿</w:t>
+            </w:r>
+          </w:p>
+        </w:tc>
+        <w:tc>
+          <w:tcPr>
+            <w:tcW w:type="dxa" w:w="1050"/>
+            <w:tcBorders>
+              <w:top w:val="single" w:color="B0B0B0" w:sz="1"/>
+              <w:left w:val="single" w:color="B0B0B0" w:sz="1"/>
+              <w:bottom w:val="single" w:color="B0B0B0" w:sz="1"/>
+              <w:right w:val="single" w:color="B0B0B0" w:sz="1"/>
+            </w:tcBorders>
+            <w:tcMar>
+              <w:top w:type="dxa" w:w="60"/>
+              <w:left w:type="dxa" w:w="100"/>
+              <w:bottom w:type="dxa" w:w="60"/>
+              <w:right w:type="dxa" w:w="100"/>
+            </w:tcMar>
+          </w:tcPr>
+          <w:p>
+            <w:pPr>
+              <w:jc w:val="center"/>
+            </w:pPr>
+            <w:r>
+              <w:rPr>
+                <w:sz w:val="20"/>
+                <w:szCs w:val="20"/>
+              </w:rPr>
+              <w:t xml:space="preserve">0.204</w:t>
+            </w:r>
+          </w:p>
+        </w:tc>
+        <w:tc>
+          <w:tcPr>
+            <w:tcW w:type="dxa" w:w="1050"/>
+            <w:tcBorders>
+              <w:top w:val="single" w:color="B0B0B0" w:sz="1"/>
+              <w:left w:val="single" w:color="B0B0B0" w:sz="1"/>
+              <w:bottom w:val="single" w:color="B0B0B0" w:sz="1"/>
+              <w:right w:val="single" w:color="B0B0B0" w:sz="1"/>
+            </w:tcBorders>
+            <w:tcMar>
+              <w:top w:type="dxa" w:w="60"/>
+              <w:left w:type="dxa" w:w="100"/>
+              <w:bottom w:type="dxa" w:w="60"/>
+              <w:right w:type="dxa" w:w="100"/>
+            </w:tcMar>
+          </w:tcPr>
+          <w:p>
+            <w:pPr>
+              <w:jc w:val="center"/>
+            </w:pPr>
+            <w:r>
+              <w:rPr>
+                <w:sz w:val="20"/>
+                <w:szCs w:val="20"/>
+              </w:rPr>
+              <w:t xml:space="preserve">0.553</w:t>
+            </w:r>
+          </w:p>
+        </w:tc>
+        <w:tc>
+          <w:tcPr>
+            <w:tcW w:type="dxa" w:w="1100"/>
+            <w:tcBorders>
+              <w:top w:val="single" w:color="B0B0B0" w:sz="1"/>
+              <w:left w:val="single" w:color="B0B0B0" w:sz="1"/>
+              <w:bottom w:val="single" w:color="B0B0B0" w:sz="1"/>
+              <w:right w:val="single" w:color="B0B0B0" w:sz="1"/>
+            </w:tcBorders>
+            <w:tcMar>
+              <w:top w:type="dxa" w:w="60"/>
+              <w:left w:type="dxa" w:w="100"/>
+              <w:bottom w:type="dxa" w:w="60"/>
+              <w:right w:type="dxa" w:w="100"/>
+            </w:tcMar>
+          </w:tcPr>
+          <w:p>
+            <w:pPr>
+              <w:jc w:val="center"/>
+            </w:pPr>
+            <w:r>
+              <w:rPr>
+                <w:sz w:val="20"/>
+                <w:szCs w:val="20"/>
+              </w:rPr>
+              <w:t xml:space="preserve">0.182</w:t>
+            </w:r>
+          </w:p>
+        </w:tc>
+        <w:tc>
+          <w:tcPr>
+            <w:tcW w:type="dxa" w:w="1210"/>
+            <w:tcBorders>
+              <w:top w:val="single" w:color="B0B0B0" w:sz="1"/>
+              <w:left w:val="single" w:color="B0B0B0" w:sz="1"/>
+              <w:bottom w:val="single" w:color="B0B0B0" w:sz="1"/>
+              <w:right w:val="single" w:color="B0B0B0" w:sz="1"/>
+            </w:tcBorders>
+            <w:tcMar>
+              <w:top w:type="dxa" w:w="60"/>
+              <w:left w:type="dxa" w:w="100"/>
+              <w:bottom w:type="dxa" w:w="60"/>
+              <w:right w:type="dxa" w:w="100"/>
+            </w:tcMar>
+          </w:tcPr>
+          <w:p>
+            <w:pPr>
+              <w:jc w:val="center"/>
+            </w:pPr>
+            <w:r>
+              <w:rPr>
+                <w:sz w:val="20"/>
+                <w:szCs w:val="20"/>
+              </w:rPr>
+              <w:t xml:space="preserve">621</w:t>
+            </w:r>
+          </w:p>
+        </w:tc>
+        <w:tc>
+          <w:tcPr>
+            <w:tcW w:type="dxa" w:w="1000"/>
+            <w:tcBorders>
+              <w:top w:val="single" w:color="B0B0B0" w:sz="1"/>
+              <w:left w:val="single" w:color="B0B0B0" w:sz="1"/>
+              <w:bottom w:val="single" w:color="B0B0B0" w:sz="1"/>
+              <w:right w:val="single" w:color="B0B0B0" w:sz="1"/>
+            </w:tcBorders>
+            <w:tcMar>
+              <w:top w:type="dxa" w:w="60"/>
+              <w:left w:type="dxa" w:w="100"/>
+              <w:bottom w:type="dxa" w:w="60"/>
+              <w:right w:type="dxa" w:w="100"/>
+            </w:tcMar>
+          </w:tcPr>
+          <w:p>
+            <w:pPr>
+              <w:jc w:val="center"/>
+            </w:pPr>
+            <w:r>
+              <w:rPr>
+                <w:sz w:val="20"/>
+                <w:szCs w:val="20"/>
+              </w:rPr>
+              <w:t xml:space="preserve">0.346</w:t>
+            </w:r>
+          </w:p>
+        </w:tc>
+        <w:tc>
+          <w:tcPr>
+            <w:tcW w:type="dxa" w:w="1650"/>
+            <w:tcBorders>
+              <w:top w:val="single" w:color="B0B0B0" w:sz="1"/>
+              <w:left w:val="single" w:color="B0B0B0" w:sz="1"/>
+              <w:bottom w:val="single" w:color="B0B0B0" w:sz="1"/>
+              <w:right w:val="single" w:color="B0B0B0" w:sz="1"/>
+            </w:tcBorders>
+            <w:tcMar>
+              <w:top w:type="dxa" w:w="60"/>
+              <w:left w:type="dxa" w:w="100"/>
+              <w:bottom w:type="dxa" w:w="60"/>
+              <w:right w:type="dxa" w:w="100"/>
+            </w:tcMar>
+          </w:tcPr>
+          <w:p>
+            <w:pPr>
+              <w:jc w:val="center"/>
+            </w:pPr>
+            <w:r>
+              <w:rPr>
+                <w:sz w:val="20"/>
+                <w:szCs w:val="20"/>
+              </w:rPr>
+              <w:t xml:space="preserve">可</w:t>
+            </w:r>
+          </w:p>
+        </w:tc>
+      </w:tr>
+      <w:tr>
+        <w:tc>
+          <w:tcPr>
+            <w:tcW w:type="dxa" w:w="2300"/>
+            <w:tcBorders>
+              <w:top w:val="single" w:color="B0B0B0" w:sz="1"/>
+              <w:left w:val="single" w:color="B0B0B0" w:sz="1"/>
+              <w:bottom w:val="single" w:color="B0B0B0" w:sz="1"/>
+              <w:right w:val="single" w:color="B0B0B0" w:sz="1"/>
+            </w:tcBorders>
+            <w:shd w:fill="FFF2CC" w:val="clear"/>
+            <w:tcMar>
+              <w:top w:type="dxa" w:w="60"/>
+              <w:left w:type="dxa" w:w="100"/>
+              <w:bottom w:type="dxa" w:w="60"/>
+              <w:right w:type="dxa" w:w="100"/>
+            </w:tcMar>
+          </w:tcPr>
+          <w:p>
+            <w:pPr>
+              <w:jc w:val="left"/>
+            </w:pPr>
+            <w:r>
+              <w:rPr>
+                <w:sz w:val="20"/>
+                <w:szCs w:val="20"/>
+              </w:rPr>
+              <w:t xml:space="preserve">D4 最終水準持ち越し</w:t>
+            </w:r>
+          </w:p>
+        </w:tc>
+        <w:tc>
+          <w:tcPr>
+            <w:tcW w:type="dxa" w:w="1050"/>
+            <w:tcBorders>
+              <w:top w:val="single" w:color="B0B0B0" w:sz="1"/>
+              <w:left w:val="single" w:color="B0B0B0" w:sz="1"/>
+              <w:bottom w:val="single" w:color="B0B0B0" w:sz="1"/>
+              <w:right w:val="single" w:color="B0B0B0" w:sz="1"/>
+            </w:tcBorders>
+            <w:shd w:fill="FFF2CC" w:val="clear"/>
+            <w:tcMar>
+              <w:top w:type="dxa" w:w="60"/>
+              <w:left w:type="dxa" w:w="100"/>
+              <w:bottom w:type="dxa" w:w="60"/>
+              <w:right w:type="dxa" w:w="100"/>
+            </w:tcMar>
+          </w:tcPr>
+          <w:p>
+            <w:pPr>
+              <w:jc w:val="center"/>
+            </w:pPr>
+            <w:r>
+              <w:rPr>
+                <w:sz w:val="20"/>
+                <w:szCs w:val="20"/>
+              </w:rPr>
+              <w:t xml:space="preserve">0.467</w:t>
+            </w:r>
+          </w:p>
+        </w:tc>
+        <w:tc>
+          <w:tcPr>
+            <w:tcW w:type="dxa" w:w="1050"/>
+            <w:tcBorders>
+              <w:top w:val="single" w:color="B0B0B0" w:sz="1"/>
+              <w:left w:val="single" w:color="B0B0B0" w:sz="1"/>
+              <w:bottom w:val="single" w:color="B0B0B0" w:sz="1"/>
+              <w:right w:val="single" w:color="B0B0B0" w:sz="1"/>
+            </w:tcBorders>
+            <w:shd w:fill="FFF2CC" w:val="clear"/>
+            <w:tcMar>
+              <w:top w:type="dxa" w:w="60"/>
+              <w:left w:type="dxa" w:w="100"/>
+              <w:bottom w:type="dxa" w:w="60"/>
+              <w:right w:type="dxa" w:w="100"/>
+            </w:tcMar>
+          </w:tcPr>
+          <w:p>
+            <w:pPr>
+              <w:jc w:val="center"/>
+            </w:pPr>
+            <w:r>
+              <w:rPr>
+                <w:sz w:val="20"/>
+                <w:szCs w:val="20"/>
+              </w:rPr>
+              <w:t xml:space="preserve">0.903</w:t>
+            </w:r>
+          </w:p>
+        </w:tc>
+        <w:tc>
+          <w:tcPr>
+            <w:tcW w:type="dxa" w:w="1100"/>
+            <w:tcBorders>
+              <w:top w:val="single" w:color="B0B0B0" w:sz="1"/>
+              <w:left w:val="single" w:color="B0B0B0" w:sz="1"/>
+              <w:bottom w:val="single" w:color="B0B0B0" w:sz="1"/>
+              <w:right w:val="single" w:color="B0B0B0" w:sz="1"/>
+            </w:tcBorders>
+            <w:shd w:fill="FFF2CC" w:val="clear"/>
+            <w:tcMar>
+              <w:top w:type="dxa" w:w="60"/>
+              <w:left w:type="dxa" w:w="100"/>
+              <w:bottom w:type="dxa" w:w="60"/>
+              <w:right w:type="dxa" w:w="100"/>
+            </w:tcMar>
+          </w:tcPr>
+          <w:p>
+            <w:pPr>
+              <w:jc w:val="center"/>
+            </w:pPr>
+            <w:r>
+              <w:rPr>
+                <w:sz w:val="20"/>
+                <w:szCs w:val="20"/>
+              </w:rPr>
+              <w:t xml:space="preserve">0.435</w:t>
+            </w:r>
+          </w:p>
+        </w:tc>
+        <w:tc>
+          <w:tcPr>
+            <w:tcW w:type="dxa" w:w="1210"/>
+            <w:tcBorders>
+              <w:top w:val="single" w:color="B0B0B0" w:sz="1"/>
+              <w:left w:val="single" w:color="B0B0B0" w:sz="1"/>
+              <w:bottom w:val="single" w:color="B0B0B0" w:sz="1"/>
+              <w:right w:val="single" w:color="B0B0B0" w:sz="1"/>
+            </w:tcBorders>
+            <w:shd w:fill="FFF2CC" w:val="clear"/>
+            <w:tcMar>
+              <w:top w:type="dxa" w:w="60"/>
+              <w:left w:type="dxa" w:w="100"/>
+              <w:bottom w:type="dxa" w:w="60"/>
+              <w:right w:type="dxa" w:w="100"/>
+            </w:tcMar>
+          </w:tcPr>
+          <w:p>
+            <w:pPr>
+              <w:jc w:val="center"/>
+            </w:pPr>
+            <w:r>
+              <w:rPr>
+                <w:sz w:val="20"/>
+                <w:szCs w:val="20"/>
+              </w:rPr>
+              <w:t xml:space="preserve">97</w:t>
+            </w:r>
+          </w:p>
+        </w:tc>
+        <w:tc>
+          <w:tcPr>
+            <w:tcW w:type="dxa" w:w="1000"/>
+            <w:tcBorders>
+              <w:top w:val="single" w:color="B0B0B0" w:sz="1"/>
+              <w:left w:val="single" w:color="B0B0B0" w:sz="1"/>
+              <w:bottom w:val="single" w:color="B0B0B0" w:sz="1"/>
+              <w:right w:val="single" w:color="B0B0B0" w:sz="1"/>
+            </w:tcBorders>
+            <w:shd w:fill="FFF2CC" w:val="clear"/>
+            <w:tcMar>
+              <w:top w:type="dxa" w:w="60"/>
+              <w:left w:type="dxa" w:w="100"/>
+              <w:bottom w:type="dxa" w:w="60"/>
+              <w:right w:type="dxa" w:w="100"/>
+            </w:tcMar>
+          </w:tcPr>
+          <w:p>
+            <w:pPr>
+              <w:jc w:val="center"/>
+            </w:pPr>
+            <w:r>
+              <w:rPr>
+                <w:sz w:val="20"/>
+                <w:szCs w:val="20"/>
+              </w:rPr>
+              <w:t xml:space="preserve">0.390</w:t>
+            </w:r>
+          </w:p>
+        </w:tc>
+        <w:tc>
+          <w:tcPr>
+            <w:tcW w:type="dxa" w:w="1650"/>
+            <w:tcBorders>
+              <w:top w:val="single" w:color="B0B0B0" w:sz="1"/>
+              <w:left w:val="single" w:color="B0B0B0" w:sz="1"/>
+              <w:bottom w:val="single" w:color="B0B0B0" w:sz="1"/>
+              <w:right w:val="single" w:color="B0B0B0" w:sz="1"/>
+            </w:tcBorders>
+            <w:shd w:fill="FFF2CC" w:val="clear"/>
+            <w:tcMar>
+              <w:top w:type="dxa" w:w="60"/>
+              <w:left w:type="dxa" w:w="100"/>
+              <w:bottom w:type="dxa" w:w="60"/>
+              <w:right w:type="dxa" w:w="100"/>
+            </w:tcMar>
+          </w:tcPr>
+          <w:p>
+            <w:pPr>
+              <w:jc w:val="center"/>
+            </w:pPr>
+            <w:r>
+              <w:rPr>
+                <w:sz w:val="20"/>
+                <w:szCs w:val="20"/>
+              </w:rPr>
+              <w:t xml:space="preserve">可</w:t>
+            </w:r>
+          </w:p>
+        </w:tc>
+      </w:tr>
+    </w:tbl>
+    <w:p>
+      <w:pPr>
+        <w:spacing w:after="200"/>
+        <w:jc w:val="center"/>
+      </w:pPr>
+      <w:r>
+        <w:rPr>
+          <w:i/>
+          <w:iCs/>
+          <w:color w:val="555555"/>
+          <w:sz w:val="20"/>
+          <w:szCs w:val="20"/>
+        </w:rPr>
+        <w:t xml:space="preserve">表8. ターゲット定義7方式の比較（黄=リークフリーで推奨のD2/D4）</w:t>
+      </w:r>
+    </w:p>
+    <w:p>
+      <w:pPr>
+        <w:spacing w:after="120" w:line="300"/>
+      </w:pPr>
+      <w:r>
+        <w:t xml:space="preserve">結果は狙い通りとなった。リークフリーの </w:t>
+      </w:r>
+      <w:r>
+        <w:rPr>
+          <w:b/>
+          <w:bCs/>
+        </w:rPr>
+        <w:t xml:space="preserve">D2/D4 は「低」F1 が 0.39〜0.40 と v1 の3倍超に回復</w:t>
+      </w:r>
+      <w:r>
+        <w:t xml:space="preserve">し、±1段階許容 0.90 とマクロF1 は v1 と同水準を保った。代償はピタリ正解率の低下（0.62→0.47〜0.49）である。C（正解率0.344・±1段階0.611）とは全指標で優位であり、「低を救いつつ問題を難化させない」という D の狙いは概ね成立した。</w:t>
+      </w:r>
+    </w:p>
+    <w:p>
+      <w:pPr>
+        <w:spacing w:after="60" w:before="120"/>
+        <w:jc w:val="center"/>
+      </w:pPr>
+      <w:r>
+        <w:drawing>
+          <wp:inline distT="0" distB="0" distL="0" distR="0">
+            <wp:extent cx="5852160" cy="1967700"/>
+            <wp:effectExtent t="0" r="0" b="0" l="0"/>
+            <wp:docPr id="21" name="likes_4class_v3_confusion.png" descr="likes_4class_v3_confusion.png" title="likes_4class_v3_confusion.png"/>
+            <wp:cNvGraphicFramePr>
+              <a:graphicFrameLocks xmlns:a="http://schemas.openxmlformats.org/drawingml/2006/main" noChangeAspect="1"/>
+            </wp:cNvGraphicFramePr>
+            <a:graphic xmlns:a="http://schemas.openxmlformats.org/drawingml/2006/main">
+              <a:graphicData uri="http://schemas.openxmlformats.org/drawingml/2006/picture">
+                <pic:pic xmlns:pic="http://schemas.openxmlformats.org/drawingml/2006/picture">
+                  <pic:nvPicPr>
+                    <pic:cNvPr id="0" name="" descr=""/>
+                    <pic:cNvPicPr>
+                      <a:picLocks noChangeAspect="1" noChangeArrowheads="1"/>
+                    </pic:cNvPicPr>
+                  </pic:nvPicPr>
+                  <pic:blipFill>
+                    <a:blip r:embed="rId14" cstate="none"/>
+                    <a:srcRect/>
+                    <a:stretch>
+                      <a:fillRect/>
+                    </a:stretch>
+                  </pic:blipFill>
+                  <pic:spPr bwMode="auto">
+                    <a:xfrm>
+                      <a:off x="0" y="0"/>
+                      <a:ext cx="5852160" cy="1967700"/>
+                    </a:xfrm>
+                    <a:prstGeom prst="rect">
+                      <a:avLst/>
+                    </a:prstGeom>
+                  </pic:spPr>
+                </pic:pic>
+              </a:graphicData>
+            </a:graphic>
+          </wp:inline>
+        </w:drawing>
+      </w:r>
+    </w:p>
+    <w:p>
+      <w:pPr>
+        <w:spacing w:after="200"/>
+        <w:jc w:val="center"/>
+      </w:pPr>
+      <w:r>
+        <w:rPr>
+          <w:i/>
+          <w:iCs/>
+          <w:color w:val="555555"/>
+          <w:sz w:val="20"/>
+          <w:szCs w:val="20"/>
+        </w:rPr>
+        <w:t xml:space="preserve">図6. 混同行列の比較：v1（学習分位点）／C（チャンネル相対比）／D4（時間相対比）</w:t>
+      </w:r>
+    </w:p>
+    <w:p>
+      <w:pPr>
+        <w:pStyle w:val="Heading2"/>
+      </w:pPr>
+      <w:r>
+        <w:t xml:space="preserve">5.1 分母の設計から得られた2つの発見</w:t>
+      </w:r>
+    </w:p>
+    <w:p>
+      <w:pPr>
+        <w:spacing w:after="120" w:line="300"/>
+      </w:pPr>
+      <w:r>
+        <w:t xml:space="preserve">第一に、</w:t>
+      </w:r>
+      <w:r>
+        <w:rPr>
+          <w:b/>
+          <w:bCs/>
+        </w:rPr>
+        <w:t xml:space="preserve">分母が最も正確な D1（実測週中央値）が最良ではない</w:t>
+      </w:r>
+      <w:r>
+        <w:t xml:space="preserve">。その週の実中央値で割ると「同時期にどんな動画と競合したか」というノイズが目的変数に混入し、投稿時点の特徴量からの学習可能性はむしろ下がる（正解率0.355）。分母に求められるのは正確さより滑らかさである。</w:t>
+      </w:r>
+    </w:p>
+    <w:p>
+      <w:pPr>
+        <w:spacing w:after="120" w:line="300"/>
+      </w:pPr>
+      <w:r>
+        <w:t xml:space="preserve">第二に、</w:t>
+      </w:r>
+      <w:r>
+        <w:rPr>
+          <w:b/>
+          <w:bCs/>
+        </w:rPr>
+        <w:t xml:space="preserve">急勾配の外挿は危険</w:t>
+      </w:r>
+      <w:r>
+        <w:t xml:space="preserve">である。レジーム転換後の急勾配だけで外挿した D3 は test 週の水準を中央値2.55倍に過大評価し、正解率0.204 と崩壊した。転換後に水準が横ばいになる本データでは、最終水準の持ち越し（D4）が堅実で、実際 D2 とほぼ同等の成績を収めた。用途としては、「低」段階を含む安定した4段階が必要なら D2/D4 を、ピタリ正解率を最重視するなら従来の v1 を選ぶ、という使い分けを推奨する。</w:t>
+      </w:r>
+    </w:p>
+    <w:p>
+      <w:r>
+        <w:br w:type="page"/>
+      </w:r>
+    </w:p>
+    <w:p>
+      <w:pPr>
+        <w:pStyle w:val="Heading1"/>
+      </w:pPr>
+      <w:r>
+        <w:t xml:space="preserve">6. 結論と今後</w:t>
       </w:r>
     </w:p>
     <w:p>
@@ -6674,6 +8632,26 @@
     </w:p>
     <w:p>
       <w:pPr>
+        <w:pStyle w:val="ListParagraph"/>
+        <w:numPr>
+          <w:ilvl w:val="0"/>
+          <w:numId w:val="2"/>
+        </w:numPr>
+        <w:spacing w:after="60"/>
+      </w:pPr>
+      <w:r>
+        <w:rPr>
+          <w:b/>
+          <w:bCs/>
+        </w:rPr>
+        <w:t xml:space="preserve">分布シフトは時間相対比ターゲットで補正できる。</w:t>
+      </w:r>
+      <w:r>
+        <w:t xml:space="preserve"> リークフリーの D2/D4 で「低」F1 が 0.13→0.40 に回復し、±1段階 0.90 を保った。分母は正確さより滑らかさが重要。</w:t>
+      </w:r>
+    </w:p>
+    <w:p>
+      <w:pPr>
         <w:spacing w:after="120"/>
       </w:pPr>
     </w:p>
@@ -6682,7 +8660,7 @@
         <w:spacing w:after="120" w:line="300"/>
       </w:pPr>
       <w:r>
-        <w:t xml:space="preserve">今後の方向性として、(1) チャンネル特徴を「投稿時点より前の実績のみ」で厳密集計する版の検証、(2) 未活用の投稿前特徴（概要欄・サムネイル画像）の追加、(3) チャンネル相対比を主軸にした分類の正式化、を計画している。</w:t>
+        <w:t xml:space="preserve">今後の方向性として、(1) チャンネル特徴を「投稿時点より前の実績のみ」で厳密集計する版の検証、(2) 未活用の投稿前特徴（概要欄・サムネイル画像）の追加、(3) 時間相対比（D2/D4）ターゲットの正式モデル化と最低保証モデルへの接続、を計画している。</w:t>
       </w:r>
     </w:p>
     <w:sectPr>
